--- a/28_College/mentor_program/01_Program_Charter_Roles_and_Eligibility.docx
+++ b/28_College/mentor_program/01_Program_Charter_Roles_and_Eligibility.docx
@@ -89,7 +89,7 @@
           <w:color w:val="5A5C70"/>
           <w:sz w:val="17"/>
         </w:rPr>
-        <w:t>A free kit by Competence Collective · competencecollective.org · quillsup.org · October 2026</w:t>
+        <w:t>Hackles · a free kit · quillsup.org · October 2026</w:t>
       </w:r>
     </w:p>
     <w:p>
@@ -109,7 +109,7 @@
       </w:r>
       <w:r>
         <w:rPr/>
-        <w:t xml:space="preserve"> A free kit by Competence Collective · competencecollective.org · quillsup.org. Hackles College Edition, Part B (2).</w:t>
+        <w:t xml:space="preserve"> Hackles · a free kit · quillsup.org. Hackles College Edition, Part B (2).</w:t>
       </w:r>
     </w:p>
     <w:tbl>
@@ -2965,7 +2965,7 @@
         <w:rPr>
           <w:i/>
         </w:rPr>
-        <w:t>Hackles has not been evaluated in a controlled study. It does not replace a school's safeguarding procedures or professional advice. Mentors are not employees or agents of Competence Collective [COUNSEL TO CONFIRM].</w:t>
+        <w:t>Hackles has not been evaluated in a controlled study. It does not replace a school's safeguarding procedures or professional advice. Mentors are not employees or agents of the kit's publisher [COUNSEL TO CONFIRM].</w:t>
       </w:r>
     </w:p>
     <w:sectPr>
@@ -3002,7 +3002,7 @@
         <w:color w:val="5A5C70"/>
         <w:sz w:val="14"/>
       </w:rPr>
-      <w:t>Hackles · © 2026 Competence Collective · competencecollective.org · Text CC BY-NC 4.0 · Name, logos and art: all rights reserved</w:t>
+      <w:t>Hackles · quillsup.org · © 2026 Competence Collective · Text CC BY-NC 4.0 · Name, logos and art: all rights reserved</w:t>
     </w:r>
     <w:r>
       <w:tab/>
@@ -3070,7 +3070,7 @@
         <w:color w:val="5A5C70"/>
         <w:sz w:val="14"/>
       </w:rPr>
-      <w:t>Hackles · © 2026 Competence Collective · competencecollective.org · Text CC BY-NC 4.0 · Name, logos and art: all rights reserved</w:t>
+      <w:t>Hackles · quillsup.org · © 2026 Competence Collective · Text CC BY-NC 4.0 · Name, logos and art: all rights reserved</w:t>
     </w:r>
     <w:r>
       <w:tab/>
